--- a/중국어_대화문/9부_docx/9부_03화_낙인.docx
+++ b/중국어_대화문/9부_docx/9부_03화_낙인.docx
@@ -18,7 +18,7 @@
         <w:t>등장인물:</w:t>
       </w:r>
       <w:r>
-        <w:t xml:space="preserve"> 선즈위안 沈知远(51세, 중앙위원회 총서기) / 청시 程曦(36세, 총서기 판공청 주임) / 리위퉁 李雨桐(45세, 총서기 판공실 참모, 명등 출신) / 쑤민 苏敏(53세, 공민 대리인, 잉훠 창구 운영자) / 샤오신 小辛(35세, 잉훠 오래된 자원활동가) / 다이이판 戴一帆(31세, 잉훠 자원활동가) / 샤오위안 肖远(56세, 잉훠 동료, 자격을 잃은 전직 변호사) / 아닝 阿宁(42세, 약국 근무 잉훠 자원활동가) / 덩펑즈 邓凤芝(71세, 국면3창 퇴직 여공, 잉훠 자원활동가) / 쉬항 许航(53세, 전 명등 자원봉사 변호사) / 우샤오메이 吴晓梅(50세, 전 명등 자원봉사 변호사) / 쑹 경관 宋警官(60세 안팎, 창촨시 공안국 국내안전보위 지대 요원) / 메이뤄란 梅若兰(88세, 은퇴한 변호사협회 비서장) / 중 사장 钟老板(78세, 동관가 31호 건물주) / 사회자 司仪(30대, 북원성 사법청 직원) / 쑤 어머니 苏母(80대 초반, 류허현 농가, 전화 목소리) / 더우더우 豆豆(30세 안팎, 쑤민의 조카, 전화 목소리) / 루 할머니 卢奶奶(102세, 쑤민의 집주인, 화이인가 6층)</w:t>
+        <w:t xml:space="preserve"> 선즈위안 沈知远(51세, 중앙위원회 총서기) / 청시 程曦(37세, 총서기 판공청 주임) / 리위퉁 李雨桐(46세, 총서기 판공실 참모, 명등 출신) / 쑤민 苏敏(52세, 공민 대리인, 잉훠 창구 운영자) / 샤오신 小辛(35세, 잉훠 오래된 자원활동가) / 다이이판 戴一帆(31세, 잉훠 자원활동가) / 샤오위안 肖远(56세, 잉훠 동료, 자격을 잃은 전직 변호사) / 아닝 阿宁(42세, 약국 근무 잉훠 자원활동가) / 덩펑즈 邓凤芝(71세, 국면3창 퇴직 여공, 잉훠 자원활동가) / 쉬항 许航(53세, 전 명등 자원봉사 변호사) / 우샤오메이 吴晓梅(50세, 전 명등 자원봉사 변호사) / 쑹 경관 宋警官(60세 안팎, 창촨시 공안국 국내안전보위 지대 요원) / 메이뤄란 梅若兰(89세, 은퇴한 변호사협회 비서장) / 중 사장 钟老板(78세, 동관가 31호 건물주) / 사회자 司仪(30대, 북원성 사법청 직원) / 접수 직원 工作人员(30대, 북원성 사법청 복권 신청 접수처) / 쑤 어머니 苏母(80대 초반, 류허현 농가, 전화 목소리) / 더우더우 豆豆(30세 안팎, 쑤민의 조카, 전화 목소리) / 루 할머니 卢奶奶(102세, 쑤민의 집주인, 화이인가 6층)</w:t>
       </w:r>
     </w:p>
     <w:p>
@@ -1679,7 +1679,7 @@
         <w:t>李雨桐:</w:t>
       </w:r>
       <w:r>
-        <w:t xml:space="preserve"> 这个证，我四十五岁才第一次拿到。二〇一七年我考过了，司法局说，认定对象，不予登记。我等了二十一年。可是我进来的时候，一直在数，名单上念了二百多个名字，没有念到苏老师。</w:t>
+        <w:t xml:space="preserve"> 这个证，我四十六岁才第一次拿到。二〇一七年我考过了，司法局说，认定对象，不予登记。我等了二十一年。可是我进来的时候，一直在数，名单上念了二百多个名字，没有念到苏老师。</w:t>
       </w:r>
     </w:p>
     <w:p>
@@ -1750,7 +1750,7 @@
         <w:t>梅若兰:</w:t>
       </w:r>
       <w:r>
-        <w:t xml:space="preserve"> 小李，我八十八了，替人带话带了一辈子。有一句话，不是她的，是我的。你们拿到的这张证，是三百块钱的资料费，换了二十一年。你们拿到的，是你们本来就有的东西。</w:t>
+        <w:t xml:space="preserve"> 小李，我八十九了，替人带话带了一辈子。有一句话，不是她的，是我的。你们拿到的这张证，是三百块钱的资料费，换了二十一年。你们拿到的，是你们本来就有的东西。</w:t>
       </w:r>
     </w:p>
     <w:p>
@@ -2580,7 +2580,7 @@
     </w:p>
     <w:p>
       <w:r>
-        <w:t>(卢奶奶的声音从楼上传来，隔着窗子，很远，却很清楚。)</w:t>
+        <w:t>(苏敏的手机在台账旁震了一下，她按了免提，卢奶奶的声音隔着电流传出来，很远，却很清楚。)</w:t>
       </w:r>
     </w:p>
     <w:p>
